--- a/モバイルアプリ開発企画書.docx
+++ b/モバイルアプリ開発企画書.docx
@@ -29,7 +29,6 @@
     <w:p>
       <w:pPr>
         <w:rPr>
-          <w:rFonts w:hint="eastAsia"/>
           <w:sz w:val="22"/>
         </w:rPr>
       </w:pPr>
@@ -78,7 +77,7 @@
           <w:sz w:val="32"/>
           <w:szCs w:val="32"/>
         </w:rPr>
-        <w:t>アルコール量を計測</w:t>
+        <w:t>日々のアルコール摂取量を記録</w:t>
       </w:r>
     </w:p>
     <w:p>
@@ -95,14 +94,13 @@
           <w:sz w:val="32"/>
           <w:szCs w:val="32"/>
         </w:rPr>
-        <w:t>日々のアルコール摂取量を記録</w:t>
+        <w:t>※出来ればグラフ化</w:t>
       </w:r>
     </w:p>
     <w:p>
       <w:pPr>
         <w:ind w:leftChars="800" w:left="1680" w:firstLineChars="50" w:firstLine="160"/>
         <w:rPr>
-          <w:rFonts w:hint="eastAsia"/>
           <w:sz w:val="32"/>
           <w:szCs w:val="32"/>
         </w:rPr>
@@ -113,7 +111,7 @@
           <w:sz w:val="32"/>
           <w:szCs w:val="32"/>
         </w:rPr>
-        <w:t>※出来ればグラフ化</w:t>
+        <w:t>カレンダー機能</w:t>
       </w:r>
     </w:p>
     <w:p>
@@ -130,14 +128,12 @@
           <w:sz w:val="32"/>
           <w:szCs w:val="32"/>
         </w:rPr>
-        <w:t>カレンダー機能</w:t>
+        <w:t>アルコールが抜ける時間を大まかに表示</w:t>
       </w:r>
     </w:p>
     <w:p>
       <w:pPr>
-        <w:ind w:leftChars="800" w:left="1680" w:firstLineChars="50" w:firstLine="160"/>
-        <w:rPr>
-          <w:rFonts w:hint="eastAsia"/>
+        <w:rPr>
           <w:sz w:val="32"/>
           <w:szCs w:val="32"/>
         </w:rPr>
@@ -148,7 +144,7 @@
           <w:sz w:val="32"/>
           <w:szCs w:val="32"/>
         </w:rPr>
-        <w:t>アルコールが抜ける時間を大まかに表示</w:t>
+        <w:t>アプリ概要：</w:t>
       </w:r>
     </w:p>
     <w:p>
@@ -164,7 +160,7 @@
           <w:sz w:val="32"/>
           <w:szCs w:val="32"/>
         </w:rPr>
-        <w:t>アプリ概要：</w:t>
+        <w:t>飲用するお酒の飲む量を記録することで飲みすぎを低減できます。グラフを用いてより見やすくできます。</w:t>
       </w:r>
     </w:p>
     <w:p>
@@ -180,7 +176,7 @@
           <w:sz w:val="32"/>
           <w:szCs w:val="32"/>
         </w:rPr>
-        <w:t>飲用するお酒のアルコール量を調べ飲む量を調整でき摂取量を記録することで飲みすぎを低減できます。グラフを用いてより見やすくできます。</w:t>
+        <w:t>また、アルコールが抜ける時間がわかることで運転などの</w:t>
       </w:r>
     </w:p>
     <w:p>
@@ -196,7 +192,7 @@
           <w:sz w:val="32"/>
           <w:szCs w:val="32"/>
         </w:rPr>
-        <w:t>また、アルコールが抜ける時間がわかることで運転などの</w:t>
+        <w:t>有無を判断しやすくなります。</w:t>
       </w:r>
     </w:p>
     <w:p>
@@ -212,7 +208,7 @@
           <w:sz w:val="32"/>
           <w:szCs w:val="32"/>
         </w:rPr>
-        <w:t>有無を判断しやすくなります。</w:t>
+        <w:t>作成理由：</w:t>
       </w:r>
     </w:p>
     <w:p>
@@ -228,7 +224,15 @@
           <w:sz w:val="32"/>
           <w:szCs w:val="32"/>
         </w:rPr>
-        <w:t>作成理由：</w:t>
+        <w:t>日々</w:t>
+      </w:r>
+      <w:r>
+        <w:rPr>
+          <w:rFonts w:hint="eastAsia"/>
+          <w:sz w:val="32"/>
+          <w:szCs w:val="32"/>
+        </w:rPr>
+        <w:t>のニュースで飲酒運転での事故が多く見受けられた</w:t>
       </w:r>
     </w:p>
     <w:p>
@@ -244,41 +248,51 @@
           <w:sz w:val="32"/>
           <w:szCs w:val="32"/>
         </w:rPr>
-        <w:t>日々</w:t>
-      </w:r>
-      <w:r>
-        <w:rPr>
-          <w:rFonts w:hint="eastAsia"/>
-          <w:sz w:val="32"/>
-          <w:szCs w:val="32"/>
-        </w:rPr>
-        <w:t>のニュースで飲酒運転での事故が多く見受けられた</w:t>
+        <w:t>ため。少しでも改善したいと思ったから。</w:t>
       </w:r>
     </w:p>
     <w:p>
       <w:pPr>
         <w:rPr>
-          <w:rFonts w:hint="eastAsia"/>
           <w:sz w:val="32"/>
           <w:szCs w:val="32"/>
         </w:rPr>
       </w:pPr>
-      <w:r>
-        <w:rPr>
-          <w:rFonts w:hint="eastAsia"/>
-          <w:sz w:val="32"/>
-          <w:szCs w:val="32"/>
-        </w:rPr>
-        <w:t>ため。少しでも改善したいと思ったから。</w:t>
-      </w:r>
     </w:p>
     <w:p>
       <w:pPr>
         <w:rPr>
-          <w:rFonts w:hint="eastAsia"/>
+          <w:sz w:val="32"/>
+          <w:szCs w:val="32"/>
         </w:rPr>
       </w:pPr>
+      <w:r>
+        <w:rPr>
+          <w:rFonts w:hint="eastAsia"/>
+          <w:sz w:val="32"/>
+          <w:szCs w:val="32"/>
+        </w:rPr>
+        <w:t>お酒抜ける時間公式</w:t>
+      </w:r>
     </w:p>
+    <w:p>
+      <w:pPr>
+        <w:rPr>
+          <w:rFonts w:hint="eastAsia"/>
+          <w:sz w:val="32"/>
+          <w:szCs w:val="32"/>
+        </w:rPr>
+      </w:pPr>
+      <w:r>
+        <w:rPr>
+          <w:rFonts w:hint="eastAsia"/>
+          <w:sz w:val="32"/>
+          <w:szCs w:val="32"/>
+        </w:rPr>
+        <w:t>一時間当たり10ｇ</w:t>
+      </w:r>
+    </w:p>
+    <w:p/>
     <w:sectPr>
       <w:pgSz w:w="11906" w:h="16838"/>
       <w:pgMar w:top="1985" w:right="1701" w:bottom="1701" w:left="1701" w:header="851" w:footer="992" w:gutter="0"/>

--- a/モバイルアプリ開発企画書.docx
+++ b/モバイルアプリ開発企画書.docx
@@ -278,7 +278,6 @@
     <w:p>
       <w:pPr>
         <w:rPr>
-          <w:rFonts w:hint="eastAsia"/>
           <w:sz w:val="32"/>
           <w:szCs w:val="32"/>
         </w:rPr>
